--- a/testakten/kriegsdienstverweigerung-gewissensantrag-berlin-2026/01-mandantenbogen-und-status.docx
+++ b/testakten/kriegsdienstverweigerung-gewissensantrag-berlin-2026/01-mandantenbogen-und-status.docx
@@ -34,7 +34,7 @@
         <w:jc w:val="left"/>
       </w:pPr>
       <w:r>
-        <w:t>Wohnort: Berlin-Neukölln</w:t>
+        <w:t>Wohnort: Berlin-Pankow</w:t>
       </w:r>
     </w:p>
     <w:p>

--- a/testakten/kriegsdienstverweigerung-gewissensantrag-berlin-2026/01-mandantenbogen-und-status.docx
+++ b/testakten/kriegsdienstverweigerung-gewissensantrag-berlin-2026/01-mandantenbogen-und-status.docx
@@ -34,7 +34,7 @@
         <w:jc w:val="left"/>
       </w:pPr>
       <w:r>
-        <w:t>Wohnort: Berlin-Pankow</w:t>
+        <w:t>Wohnort: Berlin-Neukölln</w:t>
       </w:r>
     </w:p>
     <w:p>
